--- a/example_articles/states/Pennsylvania/6.states_Pennsylvania_Other_publisher.docx
+++ b/example_articles/states/Pennsylvania/6.states_Pennsylvania_Other_publisher.docx
@@ -27,17 +27,17 @@
     </w:p>
     <w:p>
       <w:r>
-        <w:t>Source File: Other publishers/Files (500) (29).DOCX</w:t>
+        <w:t>Source file: Other publishers/Files (500) (29).DOCX</w:t>
       </w:r>
     </w:p>
     <w:p>
       <w:r>
-        <w:t>Raw locations result: ['Pennsylvania']</w:t>
+        <w:t>Raw locations result, 'locations': ['Pennsylvania']</w:t>
       </w:r>
     </w:p>
     <w:p>
       <w:r>
-        <w:t>states_stand_flat (Standardized): Pennsylvania</w:t>
+        <w:t>Standardized locations result, 'states_stand_flat': Pennsylvania</w:t>
       </w:r>
     </w:p>
     <w:p>

--- a/example_articles/states/Pennsylvania/6.states_Pennsylvania_Other_publisher.docx
+++ b/example_articles/states/Pennsylvania/6.states_Pennsylvania_Other_publisher.docx
@@ -7,7 +7,9 @@
         <w:pStyle w:val="Heading1"/>
       </w:pPr>
       <w:r>
-        <w:t>TACKY OR TASTEFUL? // True classics transcend latest trends</w:t>
+        <w:t>Still coming of age;</w:t>
+        <w:br/>
+        <w:t xml:space="preserve"> Twins hope lefty axiom is true, and the best lies ahead for Smiley</w:t>
       </w:r>
     </w:p>
     <w:p>
@@ -17,17 +19,17 @@
     </w:p>
     <w:p>
       <w:r>
-        <w:t>Date: 1992-03-13</w:t>
+        <w:t>Date: 1992-04-19</w:t>
       </w:r>
     </w:p>
     <w:p>
       <w:r>
-        <w:t>Section: LIFE; Pg. 1D; Cover Story</w:t>
+        <w:t>Section: Sports; Sports plus; Pg. 18C</w:t>
       </w:r>
     </w:p>
     <w:p>
       <w:r>
-        <w:t>Source file: Other publishers/Files (500) (29).DOCX</w:t>
+        <w:t>Source file: Other publishers/Files (500) (31).DOCX</w:t>
       </w:r>
     </w:p>
     <w:p>
@@ -49,119 +51,121 @@
     </w:p>
     <w:p>
       <w:r>
-        <w:t>You have good taste. Of course. Most people think they do. Even if they don't.</w:t>
+        <w:t>The numbers are ugly, no matter how much you squint or dim the lights: Two starts, 7 2/3 innings pitched, six hits, six walks, eight earned runs allowed, an 0-1 record and a 9.39 ERA.</w:t>
         <w:br/>
-        <w:t>It's always the other guy who doesn't. There's always a fatal flaw to be uncovered somewhere. Perhaps it's his wristwatch (not a Rolex or a Cartier Tank), or his car (not a BMW), or his shoes (not wafer thin-soled Italian slip-ons).</w:t>
+        <w:t xml:space="preserve"> There is, however, one statistic in John Smiley's favor this spring. So before impatient fans start worrying that the trade that brought Smiley here from Pittsburgh is Tom Herr-revisited - another Pennsylvania native obtained from a defending National League East champion on the heels of a Twins' World Series title - they need to remember one thing: Smiley turned 27 only 33 days ago.</w:t>
         <w:br/>
-        <w:t>But who decides what's wrong and what's right, what's in and what's out? What's good taste? What's bad?</w:t>
+        <w:t xml:space="preserve"> So what? Well, for lefthanded pitchers, it seems to matter. One of baseball's oldest axioms says lefthanders develop at a later age than righthanders. That Smiley, at the tender age of 26, went 20-8 with a 3.08 ERA last season for the Pirates suggests that the Twins might still realize something of value in exchange for pitcher Denny Neagle and outfield prospect Midre Cummings.</w:t>
         <w:br/>
-        <w:t>''If you want to start an argument at a dinner party, there's no better way than to bring up the subject of taste,'' says Stephen Bayley, author of the just-released Taste: The Secret Meaning of Things</w:t>
+        <w:t>"Earl Weaver always said lefties mature later," said Ray Miller, who was Smiley's pitching coach in Pittsburgh. "If you have a lefthander who has accomplished a lot before he's 28, you've got yourself something. I'm sure if you check all the premier lefthanders, you'd find that they struggled early and then came on between 28 and 35."</w:t>
         <w:br/>
-        <w:t>gesture. Everything we buy, do and say reveals a meaningful structure beneath the surface.''</w:t>
+        <w:t xml:space="preserve"> Sure enough, Sandy Koufax did not win 20 games in a season until he was 27, going 25-5, 1.88 for the Dodgers in 1963. Lefty Grove was 27, too, when he had the first of his eight 20-victory seasons in 1927 (20-12, 3.19). Warren Spahn was 26 when he went 21-10, 2.33 with the Boston Braves in 1947, then won 334 more games.</w:t>
         <w:br/>
-        <w:t>What Bayley includes - or doesn't include - in his entertaining and informative book may disappoint you, especially if you're hoping for a primer on what to buy or what to wear or how to decorate to be sure you'll be touted near and far as a person of impeccable good taste.</w:t>
+        <w:t xml:space="preserve"> Jim Kaat was 27 when he went 25-13, 2.75 for the Twins in 1966. When Frank Viola won the 1988 AL Cy Young Award with a 24-7, 2.64 season, he was 28. Steve Carlton was 27 when he went 27-10, 1.97 for Philadelphia in 1972. He was three games under .500 the next three seasons (44-47) before going 20-7, 3.13 in 1976. Then he averaged 19.6 victories in seven seasons between ages 31 and 37. Granted, Whitey Ford had a 80-28 record before his 28th birthday. But his two best seasons - 25-4 in 1961 and 24-7 in 1963 - came in his mid-30s.</w:t>
         <w:br/>
-        <w:t>He gives no such easy answers. If anything, what he says will surprise, if not at times confuse, you.</w:t>
+        <w:t xml:space="preserve"> In other words, there even might be hope for David West (who turns 28 in September).</w:t>
         <w:br/>
-        <w:t>Tricky business, this taste stuff.</w:t>
+        <w:t xml:space="preserve"> "Most lefthanders were pretty hard throwers with big curveballs, and the big thing was a lack of control," Kaat said. "They always seemed to have more movement than righthanders. It might take a guy like Koufax four or five years to find his control, so people said lefthanders matured later."</w:t>
         <w:br/>
-        <w:t>For example. A car with classic taste? The old Volkswagen bug.</w:t>
+        <w:t xml:space="preserve"> Kaat said that Smiley and some other current lefthanders might be ahead of schedule by virtue of their pitch selection. "Now you're seeing guys like (Atlanta's) Steve Avery and Tom Glavine and Smiley who rely on their fastball and changeup," Kaat said. "They have better control, so the axiom goes out the window."</w:t>
         <w:br/>
-        <w:t>Why? Because it's good design, functional and, most important of all, it's honest.</w:t>
+        <w:t xml:space="preserve"> All that's left now is for Smiley to show it as a Twin. He will get another chance in Chicago this afternoon, when he faces the White Sox at Comiskey Park. The defense committed five errors in his AL debut against Milwaukee two weeks ago, and he unraveled in a flurry of walks and stolen bases by the Brewers at the Metrodome on Tuesday. Neither Kaat nor pitching coach Dick Such, though, sound worried.</w:t>
         <w:br/>
-        <w:t>''Fundamentally, how you can judge things, when trying to understand design and people, is to ask what you admire in both - and that's integrity, wit, honesty and generosity.''</w:t>
+        <w:t xml:space="preserve"> "John looks like the kind of guy who, once he gets a win, could reel off seven or eight in a row," Kaat said. "Just by watching how he operates, he's impressive to me. Fastball, change, backs guys off the plate. I wouldn't have any doubts about his ability to have a good year. He's one of those guys like Ray Miller used to preach about: Work fast, throw strikes, change speeds."</w:t>
         <w:br/>
-        <w:t>That's why Bayley thinks Nancy Reagan - often touted as one of the reigning queens of good taste - actually doesn't measure up.</w:t>
+        <w:t xml:space="preserve"> Said Such: "It took him the better part of the spring to get adjusted to the trade. But I think he's ready to go to work."</w:t>
         <w:br/>
-        <w:t>''Do Nancy Reagan's rooms have honesty, wit, integrity and generosity?'' he asks. ''Not in my view.''</w:t>
+        <w:t xml:space="preserve"> Smiley should know a little bit about work. The youngest of five children and the only boy, he grew up in a working-class family in Trappe, Pa., about 25 miles northwest of Philadelphia. His father, John, was a maintenance man and his mother, Agnes, was a waitress when Smiley was growing up. Because his sisters were grown by the time he was a sophomore in high school, he and his father became especially close. The elder Smiley reveled in his son's athletic achievements.</w:t>
         <w:br/>
-        <w:t>Bayley sums up the ''everything perfect'' approach to decorating in one comment: ''There are few things so discomforting as an exquisite exercise in good taste.''</w:t>
+        <w:t xml:space="preserve"> "John's dad always was around but never interfered," said Rick Moatz, Smiley's baseball coach at Perkiomen Valley High. "That's a real nice balance to have. People warned me, 'Watch out for this guy.' But he even asked me if I minded having him stop at practice."</w:t>
         <w:br/>
-        <w:t>Why? It's just not fun.</w:t>
+        <w:t xml:space="preserve"> Smiley's father became a secondary coach and a primary critic. Mr. Smiley would stand near the bench, listen to Moatz, then holler the same things out to his son on the mound. After John pitched a perfect game and struck out 12 one afternoon, his father sat him down and talked for a half-hour about things he could have done better.</w:t>
         <w:br/>
-        <w:t>Just the term ''good taste'' has made lots of people nervous over the years. Listen:</w:t>
+        <w:t xml:space="preserve"> Smiley was the quarterback of Perkiomen Valley's football team and a member of the basketball squad. But baseball came first. "Most of the time, I used him as a DH or first baseman, then brought him in as our stopper," Moatz said. "From the time he was a sophomore, he was one of the fiercest competitors I'd ever seen. Whenever a game was tight, you could tell he wanted to be in there. . . . He had that knack of knowing when he had a guy set up and what he had to do to bury him."</w:t>
         <w:br/>
-        <w:t>- ''Good taste ruins certain true spiritual values: such as taste itself.'' - Coco Chanel.</w:t>
+        <w:t xml:space="preserve"> Smiley led Perkiomen Valley to a second-place conference finish when he was a sophomore. The next year, the team tied for the league championship.</w:t>
         <w:br/>
-        <w:t>- ''Ah, good taste. What a dreadful thing. Taste is the enemy of creativeness.'' - Pablo Picasso</w:t>
+        <w:t xml:space="preserve"> But as a senior in 1983, a social life of beer, girls and trips to the beach in Ocean City, N.J., caught up with him; he was suspended for breaking a team rule and did not play baseball.</w:t>
         <w:br/>
-        <w:t>- ''In my estimation, the only thing that is more to be guarded against than bad taste is good taste.'' - Russell Lynes, author of The Tastemakers: The Development of American Popular Taste.</w:t>
+        <w:t xml:space="preserve"> "The attraction (to scouts) would have been phenomenal had he kept playing," Moatz said. "It chased some people away."</w:t>
         <w:br/>
-        <w:t>So, what's a person to do if he or she can't even go to a decorator (excuse us, interior designer) to buy all the ''right'' stuff to impress friends and family?</w:t>
+        <w:t xml:space="preserve"> Smiley played for Moatz in a sandlot league that spring, attended a tryout camp in West Chester, Pa., and was drafted by Pittsburgh in the 12th round. He was sent to the Pirates' rookie team in Bradenton, Fla., where he went 3-4, 5.92 in 12 starts and got in fights with several Latin players. His next two seasons were just as rough: 5-11, 3.95 at Class A Macon in 1984 and a combined 5-10, 4.85 splitting the 1985 season between Macon and Class A Prince William.</w:t>
         <w:br/>
-        <w:t>Be honest with yourself and everything else will fall in line, Bayley says. And if pretension starts to rear its head, slip-cover it in chintz and throw it out that Palladian window.</w:t>
+        <w:t xml:space="preserve"> That winter, no longer considered a hot prospect in the Pittsburgh organization, Smiley worked out with weights, took karate lessons and did some construction work. The result? Almost by accident, his fastball jumped from the mid-80s to the low 90s. He began the 1986 season in the bullpen at Prince William, striking out 93 batters in 90 innings and saving 14 games. Called up by Pittsburgh that September, he gave up four hits and struck out nine in 11 2/3 innings.</w:t>
         <w:br/>
-        <w:t>''Any attempt to excite respect or any other response by the quickest possible means is questionable taste,'' Bayley says.</w:t>
+        <w:t xml:space="preserve"> Reality returned in 1987, however. Then 22, Smiley struggled to a 5-5, 5.76 record, giving up 69 hits and 50 walks in 75 innings. Several members of the team's front office, including general manager Syd Thrift and manager Jim Leyland, worried that the rough outings might damage him. But Miller, who had joined the Pirates after getting fired as Twins manager in 1986, disagreed.</w:t>
         <w:br/>
-        <w:t>''What I want people to do is to interrogate themselves and the object in question and ask, 'Does it really give me pleasure?' ''</w:t>
+        <w:t xml:space="preserve"> "I never saw it hurt him," Miller told the Pittsburgh Press. "He had some tough losses, but he hung in there."</w:t>
         <w:br/>
-        <w:t>Bayley hopscotches through the worlds of good and bad taste - black velvet paintings, the ever-classic Duke and Duchess of Windsor of the '40s, blue jeans and Ralph Lauren. The American designer fascinates him.</w:t>
+        <w:t xml:space="preserve"> A turning point came late that summer when Smiley faced Jack Clark in a game against St. Louis. It was a showdown between a fastball pitcher and one of the game's most dangerous fastball hitters. Smiley struck him out.</w:t>
         <w:br/>
-        <w:t>Lauren has been so successful in selling old money taste and images to the new money crowd, that even members of the British royal family now wear Ralph Lauren duds.</w:t>
+        <w:t xml:space="preserve"> Still, Smiley needed another pitch to stick in the majors. He and Miller started to work on a changeup, and it clicked. "The maturation of John Smiley began right there," Miller said. "For the first time in his life, he could deceive someone as well as throw the ball right by them."</w:t>
         <w:br/>
-        <w:t>''Taste'' has gone full circle.</w:t>
+        <w:t xml:space="preserve"> Bob Kipper, a former Pirates pitcher who signed with the Twins as a free agent last winter, joined Miller and Smiley at the instructional league.</w:t>
         <w:br/>
-        <w:t>The authentic blue bloods, according to Bayley, often sniff: ''How does a working-class Jew from Mosholu Parkway dare pass off the tribal costumes of the Ivy League as if he owned them?'</w:t>
+        <w:t xml:space="preserve"> "John's fastball was his bread and butter, and every hitter knew it," Kipper said. "The changeup made him a totally different pitcher."</w:t>
         <w:br/>
-        <w:t>But Lauren does, and quite successfully, thank you very much.</w:t>
+        <w:t xml:space="preserve"> Such said Smiley's changeup now compares favorably to Viola's. It gave him an extra weapon - although it compounds his weakness at holding runners on base - and it gave him extra confidence. The final piece of the puzzle for Smiley was emotional maturity, a process that is continuing.</w:t>
         <w:br/>
-        <w:t>Bayley points out that Lauren's flagship store on New York's Madison Avenue has become as much a cultural mecca as the Whitney, the Frick and the Met.</w:t>
+        <w:t xml:space="preserve"> In 1988, Smiley moved into the rotation and, in the next two seasons, was a combined 25-19 for a Pittsburgh team that finished four games under .500. In 1990, however, Smiley sustained a broken left hand when he slammed it in the door of a taxi late one night in Atlanta. He finished the year at 9-10, 4.64.</w:t>
         <w:br/>
-        <w:t>As for the royals, do they automatically come with undisputed good taste? - Not necessarily.</w:t>
+        <w:t xml:space="preserve"> The next spring, Leyland said: "We know what John Smiley can do, but we just can't keep waiting for him to do it."</w:t>
         <w:br/>
-        <w:t>The Duchess of York, who was once described to Bayley as having the ''personality and temperament of a barmaid,'' has built a new country home in the English countryside that Bayley says ''might have been inspired by the TV series Dallas.''</w:t>
+        <w:t xml:space="preserve"> Last season, the Pirates' patience paid off. Smiley was one of two 20-game winners in the NL (Glavine was the other). He was 8-1 through May, won only five of his next 12 starts, then closed with seven straight victories. He shook some hometown jitters, getting the first two victories of his career at Philadelphia's Veterans Stadium.</w:t>
         <w:br/>
-        <w:t>Bayley was not allowed in for a tour while researching his book. Wise duchess, Fergie.</w:t>
+        <w:t xml:space="preserve"> He also started to keep his emotions in check, learning from Pirates veterans such as Bob Walk and Doug Drabek. No more fuming at umpires, stomping around the mound.</w:t>
         <w:br/>
-        <w:t>Bayley was also not given access to photographs of the rooms celebrity California designer Ted Graber did for Nancy Reagan. Wise Nancy.</w:t>
+        <w:t xml:space="preserve"> "He's learned to keep his poise now," Leyland told the Pittsburgh Press. "It took awhile to get through to him, but it's been proven to him that he gets better results when he keeps his cool. In the past, bad things would happen."</w:t>
         <w:br/>
-        <w:t>Bayley, a British design consultant, of course has his own ideas about what he considers good and bad. (The New York Times calls him ''a prisoner of his own narrow-minded tastes.'')</w:t>
+        <w:t xml:space="preserve"> Smiley still can be sulky. For example, he declined several interview requests for this story. Such said, however, that a certain amount of moodiness actually can work to a player's advantage. Within reason.</w:t>
         <w:br/>
-        <w:t>Bayley admits to liking the simpler things in life, simply because he believes the simpler things are often the better. Less is more. Always. Bayley says he can't think of one instance where more is more.</w:t>
+        <w:t xml:space="preserve"> "He's quiet, and he's got some nastiness in him, but it's a good thing," Such said. "He comes in between innings after he's made a bad pitch, goes up in the tunnel and expresses himself, and then he goes back to work. It's evident that he's got a lot of competitor in him.</w:t>
         <w:br/>
-        <w:t>''Personally I like plain, simple things. One daffodil in a glass vase in a white room can be exhilarating,'' he says. ''A room filled with flowers is not only disconcerting, but quite possibly nauseating.''</w:t>
+        <w:t xml:space="preserve"> "Jack (Morris) would do it out there in front of everybody, and the opponents would sometimes think they were rattling him. Smiley does it down here (in the dugout), then he puts his game face back on."</w:t>
         <w:br/>
-        <w:t>As for clothing, Bayley stays with the classics too. One day last month he was wearing gray flannels, a cashmere blue blazer, black slip-ons, a plain white shirt with spread collar and a blue and white tie. Japanese.</w:t>
+        <w:t xml:space="preserve"> It hasn't been an easy few months for Smiley. There was his collapse in the NL playoffs last October when he lost twice to Atlanta, failing even to last an inning in Game 7. Pitching with a sore elbow, he wound up 0-2 with a 23.63 ERA in the two most important starts of his life.</w:t>
         <w:br/>
-        <w:t>The best comes with its own problems, however.</w:t>
+        <w:t xml:space="preserve"> Smiley, who is single, stayed up for hours that night, drinking Mooseheads and talking with his father. It was an ugly end to what had been a terrific season, and it bothered Smiley deep into the offseason.</w:t>
         <w:br/>
-        <w:t>Take the Rolex watch, for instance. For years it's been a symbol of perfection.</w:t>
+        <w:t xml:space="preserve"> "It's sad that a couple of games like that are magnified," Kipper said. "If nothing else, maybe you learn from those situations."</w:t>
         <w:br/>
-        <w:t>Bayley wears a Rolex, simply because it's a well-made classic. ''It's in the final stages of evolution. It can't be improved upon. It's like the Coca- Cola bottle. Again, a classic.</w:t>
+        <w:t xml:space="preserve"> Then there was the trade this spring, a move almost certainly driven by economics - the Pirates didn't want to pay his $ 3.4 million salary this year and lose him to free agency - but still unsettling. After all, Smiley grew up in that state and was building a home there.</w:t>
         <w:br/>
-        <w:t>''But to my alarm, I found this thing started becoming a touchstone for fast-buck success,'' Bayley laments. ''Then I had the agonizing period of should I put it in the drawer and let this craze ride out. Same thing with the Porsche 911. They're one of the best cars there is. But in the mid '80s, the most unlikely people started buying them just as status symbols, not because of the fine machine they are.''</w:t>
+        <w:t xml:space="preserve"> "Not too many things rattle him, but that is one thing that did," said Moatz, his former coach. "John's gone through a lot, but I'm sure he'll be able to bounce back."</w:t>
         <w:br/>
-        <w:t>People with lots of money (and very little taste) continually astound Bayley.</w:t>
+        <w:t xml:space="preserve"> Said Kipper: "It was a shock to him. But after he's been here awhile and seen that it's a good situation, a good organization just coming off winning the World Series, he'll adjust well."</w:t>
         <w:br/>
-        <w:t>''It's mystifying to me as to why, say Donald Trump, would want to aggrandize himself by inhabiting the glaze of vulgarity. If I were that rich, I'd use the money to buy peace and quiet.''</w:t>
+        <w:t xml:space="preserve"> The Twins think so, too. They are waiting.</w:t>
         <w:br/>
-        <w:t>Perhaps Trump, who made millions selling expensive glitz, should share H.L. Mencken's famous line about taste with Bayley. It puts everything in perspective.</w:t>
+        <w:t xml:space="preserve"> The Smiley file</w:t>
         <w:br/>
-        <w:t>''No one ever went broke underestimating the intelligence - or taste - of the American people.''</w:t>
+        <w:t>Born/ March 17, 1965, at Phoenixville, Pa.</w:t>
         <w:br/>
-        <w:t xml:space="preserve"> An arbiter's yardstick</w:t>
+        <w:t>Height/ 6-4 - Weight/ 200 - Throws/ L</w:t>
         <w:br/>
-        <w:t>Some guidelines from Stephen Bayley:</w:t>
+        <w:t>How acquired/ Traded by Pittsburgh for pitcher Denny Neagle and outfielder Midre Cummings on March 17.</w:t>
         <w:br/>
-        <w:t>- Taste is a matter of personal preference.</w:t>
+        <w:t>Pittsburgh</w:t>
         <w:br/>
-        <w:t>- Taste changes.</w:t>
+        <w:t>Year W-L ERA IP H SO</w:t>
         <w:br/>
-        <w:t>- Your possessions reveal much about you.  Best to appear what you are, not what you would wish to be.</w:t>
+        <w:t>1986 1-0 3.86 11 2/3 4 9</w:t>
         <w:br/>
-        <w:t>- Beware of labels such as ''designer'' and ''deluxe.''</w:t>
+        <w:t>1987 5-5 5.76 75 69 58</w:t>
         <w:br/>
-        <w:t>- If good taste means anything, it is pleasing your peers; bad taste is offending them.</w:t>
+        <w:t>1988 13-11 3.25 205 185 129</w:t>
         <w:br/>
-        <w:t>- Nostalgia is the eighth deadly sin. It shows contempt for the present and betrays the future.</w:t>
+        <w:t>1989 12-8 2.81 205 1/3 174 123</w:t>
         <w:br/>
-        <w:t>- What is fashionable in one generation often becomes preposterous in the next.</w:t>
+        <w:t>1990 9-10 4.64 149 1/3 161 86</w:t>
         <w:br/>
+        <w:t>1991 20-8 3.08 207 1/3 194 129</w:t>
         <w:br/>
-        <w:t>Notes</w:t>
+        <w:t>Totals 60-42 3.57 854 787 534</w:t>
         <w:br/>
+        <w:t>Twins</w:t>
         <w:br/>
-        <w:t>See info box at end of text</w:t>
+        <w:t>1992 0-1 9.39 7 2/3 6 3</w:t>
         <w:br/>
         <w:br/>
         <w:t>Graphic</w:t>
@@ -169,7 +173,7 @@
         <w:br/>
         <w:t xml:space="preserve"> </w:t>
         <w:br/>
-        <w:t>PHOTO; color, H. Darr Beiser, USA TODAY (Photo illustration)</w:t>
+        <w:t>Photograph; Chart</w:t>
       </w:r>
     </w:p>
     <w:sectPr>

--- a/example_articles/states/Pennsylvania/6.states_Pennsylvania_Other_publisher.docx
+++ b/example_articles/states/Pennsylvania/6.states_Pennsylvania_Other_publisher.docx
@@ -7,9 +7,7 @@
         <w:pStyle w:val="Heading1"/>
       </w:pPr>
       <w:r>
-        <w:t>Still coming of age;</w:t>
-        <w:br/>
-        <w:t xml:space="preserve"> Twins hope lefty axiom is true, and the best lies ahead for Smiley</w:t>
+        <w:t>TRUMP, BIDEN CAMPAIGNS ZERO IN ON PA.</w:t>
       </w:r>
     </w:p>
     <w:p>
@@ -19,17 +17,17 @@
     </w:p>
     <w:p>
       <w:r>
-        <w:t>Date: 1992-04-19</w:t>
+        <w:t>Date: 2020-10-25</w:t>
       </w:r>
     </w:p>
     <w:p>
       <w:r>
-        <w:t>Section: Sports; Sports plus; Pg. 18C</w:t>
+        <w:t>Section: STATE; Pg. A-1</w:t>
       </w:r>
     </w:p>
     <w:p>
       <w:r>
-        <w:t>Source file: Other publishers/Files (500) (31).DOCX</w:t>
+        <w:t>Source file: Other publishers/Files (500) (5).DOCX</w:t>
       </w:r>
     </w:p>
     <w:p>
@@ -51,121 +49,65 @@
     </w:p>
     <w:p>
       <w:r>
-        <w:t>The numbers are ugly, no matter how much you squint or dim the lights: Two starts, 7 2/3 innings pitched, six hits, six walks, eight earned runs allowed, an 0-1 record and a 9.39 ERA.</w:t>
+        <w:t>Kickstarting a final 10-day blitz on the campaign trail before voters decide who wins the White House, President Donald Trump and Democrat Joe Biden continued to signal that the road to victory runs through Pennsylvania.</w:t>
         <w:br/>
-        <w:t xml:space="preserve"> There is, however, one statistic in John Smiley's favor this spring. So before impatient fans start worrying that the trade that brought Smiley here from Pittsburgh is Tom Herr-revisited - another Pennsylvania native obtained from a defending National League East champion on the heels of a Twins' World Series title - they need to remember one thing: Smiley turned 27 only 33 days ago.</w:t>
+        <w:t>On one end of the state on Saturday, Mr. Biden and his wife, Jill, hosted drive-in rallies in two of Philadelphia's collar counties that have seen big Democratic gains since 2016, where the former vice president made the case that Mr. Trump has no plan to combat COVID-19.</w:t>
         <w:br/>
-        <w:t xml:space="preserve"> So what? Well, for lefthanded pitchers, it seems to matter. One of baseball's oldest axioms says lefthanders develop at a later age than righthanders. That Smiley, at the tender age of 26, went 20-8 with a 3.08 ERA last season for the Pirates suggests that the Twins might still realize something of value in exchange for pitcher Denny Neagle and outfield prospect Midre Cummings.</w:t>
+        <w:t>On this side of the state, the Biden campaign deployed former primary competitor and progressive firebrand Bernie Sanders, I-Vt., to Pittsburgh to mobilize support among union workers and unify the party's wings under the common cause of defeating Mr. Trump.</w:t>
         <w:br/>
-        <w:t>"Earl Weaver always said lefties mature later," said Ray Miller, who was Smiley's pitching coach in Pittsburgh. "If you have a lefthander who has accomplished a lot before he's 28, you've got yourself something. I'm sure if you check all the premier lefthanders, you'd find that they struggled early and then came on between 28 and 35."</w:t>
+        <w:t>And on the phone lines here while their candidate was preparing for evening rallies one state over in Ohio, the Trump campaign again sought to convince moderate voters that the Democratic Party has become too radical - and would use the Biden administration as a conduit to ban fracking and destroy Pennsylvania's economy.</w:t>
         <w:br/>
-        <w:t xml:space="preserve"> Sure enough, Sandy Koufax did not win 20 games in a season until he was 27, going 25-5, 1.88 for the Dodgers in 1963. Lefty Grove was 27, too, when he had the first of his eight 20-victory seasons in 1927 (20-12, 3.19). Warren Spahn was 26 when he went 21-10, 2.33 with the Boston Braves in 1947, then won 334 more games.</w:t>
+        <w:t>But all of Saturday's moving political pawns focused on one thing: The road to the White House likely will run through Pennsylvania and its 20 electoral votes. Both sides just had different ideas of what message is best to get them there.</w:t>
         <w:br/>
-        <w:t xml:space="preserve"> Jim Kaat was 27 when he went 25-13, 2.75 for the Twins in 1966. When Frank Viola won the 1988 AL Cy Young Award with a 24-7, 2.64 season, he was 28. Steve Carlton was 27 when he went 27-10, 1.97 for Philadelphia in 1972. He was three games under .500 the next three seasons (44-47) before going 20-7, 3.13 in 1976. Then he averaged 19.6 victories in seven seasons between ages 31 and 37. Granted, Whitey Ford had a 80-28 record before his 28th birthday. But his two best seasons - 25-4 in 1961 and 24-7 in 1963 - came in his mid-30s.</w:t>
+        <w:t>With Mr. Biden eastward, Mr. Sanders had the west to himself and used it to rally campaign volunteers and members of the Service Employees International Union, Local 32BJ, in the morning, then rally voters - in their cars - at the Carrie Blast Furnaces site in Rankin alongside other progressive Democrats.</w:t>
         <w:br/>
-        <w:t xml:space="preserve"> In other words, there even might be hope for David West (who turns 28 in September).</w:t>
+        <w:t>The Vermont senator, who hadn't been to Pittsburgh since last year, when he was running for the Democratic primary nomination, focused his speeches on the growing urgency to address a working class in America that is in more desperation today than "at any time since the 1930s" - triggered by the COVID-19 pandemic but propped up on a system of inequality and worker degradation that he's talked about since the start of his political career.</w:t>
         <w:br/>
-        <w:t xml:space="preserve"> "Most lefthanders were pretty hard throwers with big curveballs, and the big thing was a lack of control," Kaat said. "They always seemed to have more movement than righthanders. It might take a guy like Koufax four or five years to find his control, so people said lefthanders matured later."</w:t>
+        <w:t>Mr. Sanders, insisting that the economy continues to work great for billionaires while tens of millions of workers are forced to live on "starvation wages," said Mr. Biden would raise the minimum wage, make it easier for workers to join unions, and provide 12 weeks of paid family and medical leave to all workers.</w:t>
         <w:br/>
-        <w:t xml:space="preserve"> Kaat said that Smiley and some other current lefthanders might be ahead of schedule by virtue of their pitch selection. "Now you're seeing guys like (Atlanta's) Steve Avery and Tom Glavine and Smiley who rely on their fastball and changeup," Kaat said. "They have better control, so the axiom goes out the window."</w:t>
+        <w:t>Of course, Mr. Sanders noted - at times - that he'd go farther than Mr. Biden on some issues, reminding the audience in Rankin that he supports Medicare for All, for example. But he kept bringing it back to the former vice president and how he believes Mr. Biden fundamentally understands the problems facing the U.S. and can work toward fixing them.</w:t>
         <w:br/>
-        <w:t xml:space="preserve"> All that's left now is for Smiley to show it as a Twin. He will get another chance in Chicago this afternoon, when he faces the White Sox at Comiskey Park. The defense committed five errors in his AL debut against Milwaukee two weeks ago, and he unraveled in a flurry of walks and stolen bases by the Brewers at the Metrodome on Tuesday. Neither Kaat nor pitching coach Dick Such, though, sound worried.</w:t>
+        <w:t>The country should unify, too, Mr. Sanders said, around defeating the "most dangerous president in the modern history of this country."</w:t>
         <w:br/>
-        <w:t xml:space="preserve"> "John looks like the kind of guy who, once he gets a win, could reel off seven or eight in a row," Kaat said. "Just by watching how he operates, he's impressive to me. Fastball, change, backs guys off the plate. I wouldn't have any doubts about his ability to have a good year. He's one of those guys like Ray Miller used to preach about: Work fast, throw strikes, change speeds."</w:t>
+        <w:t>"Let me say to all people, not just progressives, but moderates and conservatives: I hope you all believe and understand that America cannot be a model for the world if we continue to have a president who's a pathological liar," Mr. Sanders said.</w:t>
         <w:br/>
-        <w:t xml:space="preserve"> Said Such: "It took him the better part of the spring to get adjusted to the trade. But I think he's ready to go to work."</w:t>
+        <w:t>To Mr. Trump's campaign flacks, it is Mr. Biden they're trying to paint as a liar and continued to do so during a news conference Saturday morning.</w:t>
         <w:br/>
-        <w:t xml:space="preserve"> Smiley should know a little bit about work. The youngest of five children and the only boy, he grew up in a working-class family in Trappe, Pa., about 25 miles northwest of Philadelphia. His father, John, was a maintenance man and his mother, Agnes, was a waitress when Smiley was growing up. Because his sisters were grown by the time he was a sophomore in high school, he and his father became especially close. The elder Smiley reveled in his son's athletic achievements.</w:t>
+        <w:t>The call was focused - like much of the Trump campaign's energy has been in recent weeks - on Mr. Biden's energy policies, and how voters shouldn't believe him when he says he won't ban fracking.</w:t>
         <w:br/>
-        <w:t xml:space="preserve"> "John's dad always was around but never interfered," said Rick Moatz, Smiley's baseball coach at Perkiomen Valley High. "That's a real nice balance to have. People warned me, 'Watch out for this guy.' But he even asked me if I minded having him stop at practice."</w:t>
+        <w:t>Campaign spokesman Tim Murtaugh, calling back to the final presidential debate Thursday, said Mr. Biden "let slip what he really thinks about killing the American energy industry" - and that it's clear the Democrat will cater to "environmental extremists" in his party to embrace a climate platform "further to the left than any in history."</w:t>
         <w:br/>
-        <w:t xml:space="preserve"> Smiley's father became a secondary coach and a primary critic. Mr. Smiley would stand near the bench, listen to Moatz, then holler the same things out to his son on the mound. After John pitched a perfect game and struck out 12 one afternoon, his father sat him down and talked for a half-hour about things he could have done better.</w:t>
+        <w:t>Mr. Murtaugh said a ban on fracking - which Mr. Biden has repeatedly said he doesn't support - would shrink the U.S. economy and kill jobs in the energy industry, thousands of which are in Pennsylvania.</w:t>
         <w:br/>
-        <w:t xml:space="preserve"> Smiley was the quarterback of Perkiomen Valley's football team and a member of the basketball squad. But baseball came first. "Most of the time, I used him as a DH or first baseman, then brought him in as our stopper," Moatz said. "From the time he was a sophomore, he was one of the fiercest competitors I'd ever seen. Whenever a game was tight, you could tell he wanted to be in there. . . . He had that knack of knowing when he had a guy set up and what he had to do to bury him."</w:t>
+        <w:t>"Joe Biden is coming for their jobs, and the clock starts ticking if he's elected president," Mr. Murtaugh said.</w:t>
         <w:br/>
-        <w:t xml:space="preserve"> Smiley led Perkiomen Valley to a second-place conference finish when he was a sophomore. The next year, the team tied for the league championship.</w:t>
+        <w:t>The warnings didn't end there, as former U.S. Rep. Lou Barletta said the country would "fall into a deep depression" if it was forced to rely on foreign countries for energy again, and that Mr. Biden's goal of zero carbon emissions signals "a death sentence for the oil and gas industry here in Pennsylvania."</w:t>
         <w:br/>
-        <w:t xml:space="preserve"> But as a senior in 1983, a social life of beer, girls and trips to the beach in Ocean City, N.J., caught up with him; he was suspended for breaking a team rule and did not play baseball.</w:t>
+        <w:t>"Energy is the lifeline of Pennsylvania," Mr. Barletta said. "It's our future. Without energy, where does Pennsylvania go?"</w:t>
         <w:br/>
-        <w:t xml:space="preserve"> "The attraction (to scouts) would have been phenomenal had he kept playing," Moatz said. "It chased some people away."</w:t>
+        <w:t>The Trump campaign's focus on fracking has intensified since the debate, and it has made its way onto the airwaves again in the shape of a 30-second spot featuring a fracking technician driving to work, with text on the screen warning of job loss in Western Pennsylvania under the energy policies of a Biden administration.</w:t>
         <w:br/>
-        <w:t xml:space="preserve"> Smiley played for Moatz in a sandlot league that spring, attended a tryout camp in West Chester, Pa., and was drafted by Pittsburgh in the 12th round. He was sent to the Pirates' rookie team in Bradenton, Fla., where he went 3-4, 5.92 in 12 starts and got in fights with several Latin players. His next two seasons were just as rough: 5-11, 3.95 at Class A Macon in 1984 and a combined 5-10, 4.85 splitting the 1985 season between Macon and Class A Prince William.</w:t>
+        <w:t>Mr. Biden, who said in the debate that the oil industry "has to be replaced by renewable energy over time," supports transitioning to net-zero greenhouse gas emissions by 2050, banning oil subsidies and investing in methane leak reduction along pipelines - a platform that was crafted in the spirit of "unity" with supporters of Mr. Sanders, who challenged him for the party's nomination.</w:t>
         <w:br/>
-        <w:t xml:space="preserve"> That winter, no longer considered a hot prospect in the Pittsburgh organization, Smiley worked out with weights, took karate lessons and did some construction work. The result? Almost by accident, his fastball jumped from the mid-80s to the low 90s. He began the 1986 season in the bullpen at Prince William, striking out 93 batters in 90 innings and saving 14 games. Called up by Pittsburgh that September, he gave up four hits and struck out nine in 11 2/3 innings.</w:t>
+        <w:t>In Bucks County on Saturday, Mr. Biden told the crowd, "Let me be clear also: I'm not banning fracking in Pennsylvania or anywhere else." He also claimed that southeastern Pennsylvania is warming faster than any other part of the state and that "[w]e can do something about it" before the time comes when floods start picking up along the Delaware River.</w:t>
         <w:br/>
-        <w:t xml:space="preserve"> Reality returned in 1987, however. Then 22, Smiley struggled to a 5-5, 5.76 record, giving up 69 hits and 50 walks in 75 innings. Several members of the team's front office, including general manager Syd Thrift and manager Jim Leyland, worried that the rough outings might damage him. But Miller, who had joined the Pirates after getting fired as Twins manager in 1986, disagreed.</w:t>
+        <w:t>At his rallies, Mr. Biden - noting that the previous day recorded the highest number of single-day COVID-19 cases since the pandemic began - criticized Mr. Trump for his handling of the virus and hit the president and Republicans for failing to provide additional stimulus relief. He questioned why the Senate has the time to confirm a Supreme Court nominee instead of addressing the economic needs of local communities.</w:t>
         <w:br/>
-        <w:t xml:space="preserve"> "I never saw it hurt him," Miller told the Pittsburgh Press. "He had some tough losses, but he hung in there."</w:t>
+        <w:t>"I'll tell you why - it's Trump's dream of wiping 'Obamacare' off the books," Mr. Biden said. "Because his nominee [Judge Amy Coney Barrett] has said in the past the law should be struck down."</w:t>
         <w:br/>
-        <w:t xml:space="preserve"> A turning point came late that summer when Smiley faced Jack Clark in a game against St. Louis. It was a showdown between a fastball pitcher and one of the game's most dangerous fastball hitters. Smiley struck him out.</w:t>
+        <w:t>Mr. Biden's running mate, California Sen. Kamala Harris, was across the border in Ohio, where she stopped at an elections board location in Cleveland and spoke on the campus of Cuyahoga Community College, where she said America is "in the midst of a public health crisis, an economic crisis and a long overdue reckoning on racial injustice in America."</w:t>
         <w:br/>
-        <w:t xml:space="preserve"> Still, Smiley needed another pitch to stick in the majors. He and Miller started to work on a changeup, and it clicked. "The maturation of John Smiley began right there," Miller said. "For the first time in his life, he could deceive someone as well as throw the ball right by them."</w:t>
+        <w:t>"And on this issue, let's be clear, again: two very clear choices," Ms. Harris said. "On the one hand, you have Joe Biden, who has the courage and the commitment and the knowledge of America's history to speak the term 'Black lives matter.' On the other hand, you have a Donald Trump, who will never speak those words."</w:t>
         <w:br/>
-        <w:t xml:space="preserve"> Bob Kipper, a former Pirates pitcher who signed with the Twins as a free agent last winter, joined Miller and Smiley at the instructional league.</w:t>
+        <w:t>Mr. Trump will hold rallies in Allentown, Lititz and Martinsburg on Monday, continuing a travel schedule to Pennsylvania that in recent weeks has included stops in Erie and Johnstown.</w:t>
         <w:br/>
-        <w:t xml:space="preserve"> "John's fastball was his bread and butter, and every hitter knew it," Kipper said. "The changeup made him a totally different pitcher."</w:t>
+        <w:t>Polls consistently show Mr. Biden with a lead in Pennsylvania, though Mr. Murtaugh said the Trump campaign doesn't believe them because public polling paid for by media outlets that have "spent the last four years trying to destroy and defeat President Trump" should not be taken as gospel.</w:t>
         <w:br/>
-        <w:t xml:space="preserve"> Such said Smiley's changeup now compares favorably to Viola's. It gave him an extra weapon - although it compounds his weakness at holding runners on base - and it gave him extra confidence. The final piece of the puzzle for Smiley was emotional maturity, a process that is continuing.</w:t>
         <w:br/>
-        <w:t xml:space="preserve"> In 1988, Smiley moved into the rotation and, in the next two seasons, was a combined 25-19 for a Pittsburgh team that finished four games under .500. In 1990, however, Smiley sustained a broken left hand when he slammed it in the door of a taxi late one night in Atlanta. He finished the year at 9-10, 4.64.</w:t>
+        <w:t>Notes</w:t>
         <w:br/>
-        <w:t xml:space="preserve"> The next spring, Leyland said: "We know what John Smiley can do, but we just can't keep waiting for him to do it."</w:t>
         <w:br/>
-        <w:t xml:space="preserve"> Last season, the Pirates' patience paid off. Smiley was one of two 20-game winners in the NL (Glavine was the other). He was 8-1 through May, won only five of his next 12 starts, then closed with seven straight victories. He shook some hometown jitters, getting the first two victories of his career at Philadelphia's Veterans Stadium.</w:t>
-        <w:br/>
-        <w:t xml:space="preserve"> He also started to keep his emotions in check, learning from Pirates veterans such as Bob Walk and Doug Drabek. No more fuming at umpires, stomping around the mound.</w:t>
-        <w:br/>
-        <w:t xml:space="preserve"> "He's learned to keep his poise now," Leyland told the Pittsburgh Press. "It took awhile to get through to him, but it's been proven to him that he gets better results when he keeps his cool. In the past, bad things would happen."</w:t>
-        <w:br/>
-        <w:t xml:space="preserve"> Smiley still can be sulky. For example, he declined several interview requests for this story. Such said, however, that a certain amount of moodiness actually can work to a player's advantage. Within reason.</w:t>
-        <w:br/>
-        <w:t xml:space="preserve"> "He's quiet, and he's got some nastiness in him, but it's a good thing," Such said. "He comes in between innings after he's made a bad pitch, goes up in the tunnel and expresses himself, and then he goes back to work. It's evident that he's got a lot of competitor in him.</w:t>
-        <w:br/>
-        <w:t xml:space="preserve"> "Jack (Morris) would do it out there in front of everybody, and the opponents would sometimes think they were rattling him. Smiley does it down here (in the dugout), then he puts his game face back on."</w:t>
-        <w:br/>
-        <w:t xml:space="preserve"> It hasn't been an easy few months for Smiley. There was his collapse in the NL playoffs last October when he lost twice to Atlanta, failing even to last an inning in Game 7. Pitching with a sore elbow, he wound up 0-2 with a 23.63 ERA in the two most important starts of his life.</w:t>
-        <w:br/>
-        <w:t xml:space="preserve"> Smiley, who is single, stayed up for hours that night, drinking Mooseheads and talking with his father. It was an ugly end to what had been a terrific season, and it bothered Smiley deep into the offseason.</w:t>
-        <w:br/>
-        <w:t xml:space="preserve"> "It's sad that a couple of games like that are magnified," Kipper said. "If nothing else, maybe you learn from those situations."</w:t>
-        <w:br/>
-        <w:t xml:space="preserve"> Then there was the trade this spring, a move almost certainly driven by economics - the Pirates didn't want to pay his $ 3.4 million salary this year and lose him to free agency - but still unsettling. After all, Smiley grew up in that state and was building a home there.</w:t>
-        <w:br/>
-        <w:t xml:space="preserve"> "Not too many things rattle him, but that is one thing that did," said Moatz, his former coach. "John's gone through a lot, but I'm sure he'll be able to bounce back."</w:t>
-        <w:br/>
-        <w:t xml:space="preserve"> Said Kipper: "It was a shock to him. But after he's been here awhile and seen that it's a good situation, a good organization just coming off winning the World Series, he'll adjust well."</w:t>
-        <w:br/>
-        <w:t xml:space="preserve"> The Twins think so, too. They are waiting.</w:t>
-        <w:br/>
-        <w:t xml:space="preserve"> The Smiley file</w:t>
-        <w:br/>
-        <w:t>Born/ March 17, 1965, at Phoenixville, Pa.</w:t>
-        <w:br/>
-        <w:t>Height/ 6-4 - Weight/ 200 - Throws/ L</w:t>
-        <w:br/>
-        <w:t>How acquired/ Traded by Pittsburgh for pitcher Denny Neagle and outfielder Midre Cummings on March 17.</w:t>
-        <w:br/>
-        <w:t>Pittsburgh</w:t>
-        <w:br/>
-        <w:t>Year W-L ERA IP H SO</w:t>
-        <w:br/>
-        <w:t>1986 1-0 3.86 11 2/3 4 9</w:t>
-        <w:br/>
-        <w:t>1987 5-5 5.76 75 69 58</w:t>
-        <w:br/>
-        <w:t>1988 13-11 3.25 205 185 129</w:t>
-        <w:br/>
-        <w:t>1989 12-8 2.81 205 1/3 174 123</w:t>
-        <w:br/>
-        <w:t>1990 9-10 4.64 149 1/3 161 86</w:t>
-        <w:br/>
-        <w:t>1991 20-8 3.08 207 1/3 194 129</w:t>
-        <w:br/>
-        <w:t>Totals 60-42 3.57 854 787 534</w:t>
-        <w:br/>
-        <w:t>Twins</w:t>
-        <w:br/>
-        <w:t>1992 0-1 9.39 7 2/3 6 3</w:t>
+        <w:t>Julian Routh: jrouth@post-gazette.com</w:t>
         <w:br/>
         <w:br/>
         <w:t>Graphic</w:t>
@@ -173,7 +115,7 @@
         <w:br/>
         <w:t xml:space="preserve"> </w:t>
         <w:br/>
-        <w:t>Photograph; Chart</w:t>
+        <w:t>PHOTO: Alexandra Wimley/Post-Gazette: Vermont Sen. Bernie Sanders speaks during a drive-in car rally Saturday at the Carrie Furnaces site in Rankin to encourage people to vote for Democratic nominee Joe Biden in November's presidential election. \ \ PHOTO: Drew Angerer/Getty Images: Democratic presidential nominee Joe Biden speaks at a drive-in campaign rally at Dallas High School in Dallas, Pa., one of two campaign stops in the state Saturday.</w:t>
       </w:r>
     </w:p>
     <w:sectPr>

--- a/example_articles/states/Pennsylvania/6.states_Pennsylvania_Other_publisher.docx
+++ b/example_articles/states/Pennsylvania/6.states_Pennsylvania_Other_publisher.docx
@@ -7,7 +7,7 @@
         <w:pStyle w:val="Heading1"/>
       </w:pPr>
       <w:r>
-        <w:t>TRUMP, BIDEN CAMPAIGNS ZERO IN ON PA.</w:t>
+        <w:t>ON THIS DATE</w:t>
       </w:r>
     </w:p>
     <w:p>
@@ -17,17 +17,17 @@
     </w:p>
     <w:p>
       <w:r>
-        <w:t>Date: 2020-10-25</w:t>
+        <w:t>Date: 2002-03-03</w:t>
       </w:r>
     </w:p>
     <w:p>
       <w:r>
-        <w:t>Section: STATE; Pg. A-1</w:t>
+        <w:t>Section: NATIONAL,; ALMANAC</w:t>
       </w:r>
     </w:p>
     <w:p>
       <w:r>
-        <w:t>Source file: Other publishers/Files (500) (5).DOCX</w:t>
+        <w:t>Source file: Other publishers/Files (500) (13).DOCX</w:t>
       </w:r>
     </w:p>
     <w:p>
@@ -49,65 +49,39 @@
     </w:p>
     <w:p>
       <w:r>
-        <w:t>Kickstarting a final 10-day blitz on the campaign trail before voters decide who wins the White House, President Donald Trump and Democrat Joe Biden continued to signal that the road to victory runs through Pennsylvania.</w:t>
+        <w:t>One year ago (Saturday, March 3, 2001)</w:t>
         <w:br/>
-        <w:t>On one end of the state on Saturday, Mr. Biden and his wife, Jill, hosted drive-in rallies in two of Philadelphia's collar counties that have seen big Democratic gains since 2016, where the former vice president made the case that Mr. Trump has no plan to combat COVID-19.</w:t>
+        <w:t xml:space="preserve"> * National weather forecasters warned that an "intense" winter snowstorm was about to hit the entire eastern seaboard the next day, but the dire predictions turned out to be somewhat overstated.</w:t>
         <w:br/>
-        <w:t>On this side of the state, the Biden campaign deployed former primary competitor and progressive firebrand Bernie Sanders, I-Vt., to Pittsburgh to mobilize support among union workers and unify the party's wings under the common cause of defeating Mr. Trump.</w:t>
+        <w:t xml:space="preserve"> Five years ago (Monday, March 3, 1997)</w:t>
         <w:br/>
-        <w:t>And on the phone lines here while their candidate was preparing for evening rallies one state over in Ohio, the Trump campaign again sought to convince moderate voters that the Democratic Party has become too radical - and would use the Biden administration as a conduit to ban fracking and destroy Pennsylvania's economy.</w:t>
+        <w:t xml:space="preserve"> * After a Washington Post story called Vice President Al Gore the "solicitor-in-chief" of campaign funds for President Bill Clinton, Gore defended his fund-raising meetings and telephone calls from the White House as legal.</w:t>
         <w:br/>
-        <w:t>But all of Saturday's moving political pawns focused on one thing: The road to the White House likely will run through Pennsylvania and its 20 electoral votes. Both sides just had different ideas of what message is best to get them there.</w:t>
+        <w:t xml:space="preserve"> Ten years ago (Tuesday, March 3, 1992)</w:t>
         <w:br/>
-        <w:t>With Mr. Biden eastward, Mr. Sanders had the west to himself and used it to rally campaign volunteers and members of the Service Employees International Union, Local 32BJ, in the morning, then rally voters - in their cars - at the Carrie Blast Furnaces site in Rankin alongside other progressive Democrats.</w:t>
+        <w:t xml:space="preserve"> * Federal Reserve Board Chairman Alan Greenspan said he believed the nation's recession was over and that there was reason to feel "cautious optimism" about an economic recovery.</w:t>
         <w:br/>
-        <w:t>The Vermont senator, who hadn't been to Pittsburgh since last year, when he was running for the Democratic primary nomination, focused his speeches on the growing urgency to address a working class in America that is in more desperation today than "at any time since the 1930s" - triggered by the COVID-19 pandemic but propped up on a system of inequality and worker degradation that he's talked about since the start of his political career.</w:t>
+        <w:t xml:space="preserve"> Twenty-five years ago (Thursday, March 3, 1977)</w:t>
         <w:br/>
-        <w:t>Mr. Sanders, insisting that the economy continues to work great for billionaires while tens of millions of workers are forced to live on "starvation wages," said Mr. Biden would raise the minimum wage, make it easier for workers to join unions, and provide 12 weeks of paid family and medical leave to all workers.</w:t>
+        <w:t xml:space="preserve"> * In an American network television interview from Tehran, Shah Mohammed Reza Pahlavi of Iran admitted that it was true the Central Intelligence Agency had helped him to regain his throne after his 1953 exile, and acknowledged that the CIA was still in Iran, gathering information.</w:t>
         <w:br/>
-        <w:t>Of course, Mr. Sanders noted - at times - that he'd go farther than Mr. Biden on some issues, reminding the audience in Rankin that he supports Medicare for All, for example. But he kept bringing it back to the former vice president and how he believes Mr. Biden fundamentally understands the problems facing the U.S. and can work toward fixing them.</w:t>
+        <w:t xml:space="preserve"> Fifty years ago (Monday, March 3, 1952)</w:t>
         <w:br/>
-        <w:t>The country should unify, too, Mr. Sanders said, around defeating the "most dangerous president in the modern history of this country."</w:t>
+        <w:t xml:space="preserve"> * The feature film playing at Loew's Penn, Downtown, was "The African Queen," a technicolor picture directed by John Huston that starred Humphrey Bogart as a grizzled riverboat captain and Katharine Hepburn as his strong-willed passenger.</w:t>
         <w:br/>
-        <w:t>"Let me say to all people, not just progressives, but moderates and conservatives: I hope you all believe and understand that America cannot be a model for the world if we continue to have a president who's a pathological liar," Mr. Sanders said.</w:t>
+        <w:t xml:space="preserve"> One hundred years ago (Monday, March 3, 1902)</w:t>
         <w:br/>
-        <w:t>To Mr. Trump's campaign flacks, it is Mr. Biden they're trying to paint as a liar and continued to do so during a news conference Saturday morning.</w:t>
+        <w:t xml:space="preserve"> * The Pittsburg Press noted that Kate Cassatt McKnight, possessed "of earnest purpose and magnetic personality," had become the first woman elected to political office in Western Pennsylvania by winning the post of school director in the Fifth Ward, Allegheny (City). Miss McKnight posited that the future of the Commonwealth depended upon "the upbringing of the children" of the working class.</w:t>
         <w:br/>
-        <w:t>The call was focused - like much of the Trump campaign's energy has been in recent weeks - on Mr. Biden's energy policies, and how voters shouldn't believe him when he says he won't ban fracking.</w:t>
+        <w:t xml:space="preserve"> Today's birthdays</w:t>
         <w:br/>
-        <w:t>Campaign spokesman Tim Murtaugh, calling back to the final presidential debate Thursday, said Mr. Biden "let slip what he really thinks about killing the American energy industry" - and that it's clear the Democrat will cater to "environmental extremists" in his party to embrace a climate platform "further to the left than any in history."</w:t>
-        <w:br/>
-        <w:t>Mr. Murtaugh said a ban on fracking - which Mr. Biden has repeatedly said he doesn't support - would shrink the U.S. economy and kill jobs in the energy industry, thousands of which are in Pennsylvania.</w:t>
-        <w:br/>
-        <w:t>"Joe Biden is coming for their jobs, and the clock starts ticking if he's elected president," Mr. Murtaugh said.</w:t>
-        <w:br/>
-        <w:t>The warnings didn't end there, as former U.S. Rep. Lou Barletta said the country would "fall into a deep depression" if it was forced to rely on foreign countries for energy again, and that Mr. Biden's goal of zero carbon emissions signals "a death sentence for the oil and gas industry here in Pennsylvania."</w:t>
-        <w:br/>
-        <w:t>"Energy is the lifeline of Pennsylvania," Mr. Barletta said. "It's our future. Without energy, where does Pennsylvania go?"</w:t>
-        <w:br/>
-        <w:t>The Trump campaign's focus on fracking has intensified since the debate, and it has made its way onto the airwaves again in the shape of a 30-second spot featuring a fracking technician driving to work, with text on the screen warning of job loss in Western Pennsylvania under the energy policies of a Biden administration.</w:t>
-        <w:br/>
-        <w:t>Mr. Biden, who said in the debate that the oil industry "has to be replaced by renewable energy over time," supports transitioning to net-zero greenhouse gas emissions by 2050, banning oil subsidies and investing in methane leak reduction along pipelines - a platform that was crafted in the spirit of "unity" with supporters of Mr. Sanders, who challenged him for the party's nomination.</w:t>
-        <w:br/>
-        <w:t>In Bucks County on Saturday, Mr. Biden told the crowd, "Let me be clear also: I'm not banning fracking in Pennsylvania or anywhere else." He also claimed that southeastern Pennsylvania is warming faster than any other part of the state and that "[w]e can do something about it" before the time comes when floods start picking up along the Delaware River.</w:t>
-        <w:br/>
-        <w:t>At his rallies, Mr. Biden - noting that the previous day recorded the highest number of single-day COVID-19 cases since the pandemic began - criticized Mr. Trump for his handling of the virus and hit the president and Republicans for failing to provide additional stimulus relief. He questioned why the Senate has the time to confirm a Supreme Court nominee instead of addressing the economic needs of local communities.</w:t>
-        <w:br/>
-        <w:t>"I'll tell you why - it's Trump's dream of wiping 'Obamacare' off the books," Mr. Biden said. "Because his nominee [Judge Amy Coney Barrett] has said in the past the law should be struck down."</w:t>
-        <w:br/>
-        <w:t>Mr. Biden's running mate, California Sen. Kamala Harris, was across the border in Ohio, where she stopped at an elections board location in Cleveland and spoke on the campus of Cuyahoga Community College, where she said America is "in the midst of a public health crisis, an economic crisis and a long overdue reckoning on racial injustice in America."</w:t>
-        <w:br/>
-        <w:t>"And on this issue, let's be clear, again: two very clear choices," Ms. Harris said. "On the one hand, you have Joe Biden, who has the courage and the commitment and the knowledge of America's history to speak the term 'Black lives matter.' On the other hand, you have a Donald Trump, who will never speak those words."</w:t>
-        <w:br/>
-        <w:t>Mr. Trump will hold rallies in Allentown, Lititz and Martinsburg on Monday, continuing a travel schedule to Pennsylvania that in recent weeks has included stops in Erie and Johnstown.</w:t>
-        <w:br/>
-        <w:t>Polls consistently show Mr. Biden with a lead in Pennsylvania, though Mr. Murtaugh said the Trump campaign doesn't believe them because public polling paid for by media outlets that have "spent the last four years trying to destroy and defeat President Trump" should not be taken as gospel.</w:t>
+        <w:t xml:space="preserve"> Actor James Doohan is 82. Singer Jennifer Warnes is 55. Olympic track and field gold medalist Jackie Joyner-Kersee is 40. Ex-football player Herschel Walker is 40. Actress Jessica Biel is 20.</w:t>
         <w:br/>
         <w:br/>
         <w:t>Notes</w:t>
         <w:br/>
         <w:br/>
-        <w:t>Julian Routh: jrouth@post-gazette.com</w:t>
+        <w:t>Today is Sunday, March 3, 2002</w:t>
         <w:br/>
         <w:br/>
         <w:t>Graphic</w:t>
@@ -115,7 +89,7 @@
         <w:br/>
         <w:t xml:space="preserve"> </w:t>
         <w:br/>
-        <w:t>PHOTO: Alexandra Wimley/Post-Gazette: Vermont Sen. Bernie Sanders speaks during a drive-in car rally Saturday at the Carrie Furnaces site in Rankin to encourage people to vote for Democratic nominee Joe Biden in November's presidential election. \ \ PHOTO: Drew Angerer/Getty Images: Democratic presidential nominee Joe Biden speaks at a drive-in campaign rally at Dallas High School in Dallas, Pa., one of two campaign stops in the state Saturday.</w:t>
+        <w:t>PHOTO: Shah Mohammed Reza Pahlav</w:t>
       </w:r>
     </w:p>
     <w:sectPr>
